--- a/technical_protection_of_information/практики/1/2026/Документы/19. Модель нарушителя.docx
+++ b/technical_protection_of_information/практики/1/2026/Документы/19. Модель нарушителя.docx
@@ -64,7 +64,7 @@
           <w:i w:val="0"/>
           <w:sz w:val="24"/>
         </w:rPr>
-        <w:t>УТВЕРЖДЕНО приказом от 01.09.2026 № 2</w:t>
+        <w:t>УТВЕРЖДЕНО приказом от 01.09.2026 № 4</w:t>
       </w:r>
     </w:p>
     <w:p>

--- a/technical_protection_of_information/практики/1/2026/Документы/19. Модель нарушителя.docx
+++ b/technical_protection_of_information/практики/1/2026/Документы/19. Модель нарушителя.docx
@@ -4,67 +4,51 @@
   <w:body>
     <w:p>
       <w:pPr>
+        <w:ind w:firstLine="0"/>
         <w:jc w:val="center"/>
       </w:pPr>
       <w:r>
         <w:rPr>
           <w:b/>
-          <w:i w:val="0"/>
-          <w:sz w:val="28"/>
         </w:rPr>
         <w:t>Общество с ограниченной ответственностью «ТехноЩит»</w:t>
       </w:r>
     </w:p>
     <w:p>
       <w:pPr>
+        <w:ind w:firstLine="0"/>
         <w:jc w:val="center"/>
       </w:pPr>
       <w:r>
         <w:rPr>
-          <w:b w:val="0"/>
-          <w:i w:val="0"/>
-          <w:sz w:val="24"/>
+          <w:b/>
         </w:rPr>
-        <w:t>ОГРН 1256196012345, ИНН 6165012345, КПП 616501001</w:t>
+        <w:t>МОДЕЛЬ УГРОЗ И НАРУШИТЕЛЯ АС</w:t>
       </w:r>
     </w:p>
     <w:p>
       <w:pPr>
-        <w:jc w:val="center"/>
+        <w:ind w:firstLine="0"/>
       </w:pPr>
       <w:r>
-        <w:rPr>
-          <w:b w:val="0"/>
-          <w:i w:val="0"/>
-          <w:sz w:val="24"/>
-        </w:rPr>
-        <w:t>344000, г. Ростов-на-Дону, пр. Стачки, д. 25, офис 301</w:t>
+        <w:t>01.09.2026 № МУ-01</w:t>
+        <w:br/>
+        <w:t>г. Ростов-на-Дону</w:t>
       </w:r>
     </w:p>
     <w:p>
       <w:pPr>
-        <w:jc w:val="center"/>
-      </w:pPr>
-      <w:r>
-        <w:rPr>
-          <w:b w:val="0"/>
-          <w:i w:val="0"/>
-          <w:sz w:val="28"/>
-        </w:rPr>
-        <w:t>____________________________________________________________</w:t>
-      </w:r>
-    </w:p>
-    <w:p>
-      <w:pPr>
+        <w:ind w:firstLine="0"/>
         <w:jc w:val="right"/>
       </w:pPr>
       <w:r>
-        <w:rPr>
-          <w:b w:val="0"/>
-          <w:i w:val="0"/>
-          <w:sz w:val="24"/>
-        </w:rPr>
-        <w:t>УТВЕРЖДЕНО приказом от 01.09.2026 № 4</w:t>
+        <w:t>УТВЕРЖДАЮ</w:t>
+        <w:br/>
+        <w:t>Директор ООО «ТехноЩит»</w:t>
+        <w:br/>
+        <w:t>____________ Б. Ю. Ермолаев</w:t>
+        <w:br/>
+        <w:t>01.09.2026</w:t>
       </w:r>
     </w:p>
     <w:p>
@@ -72,219 +56,530 @@
         <w:jc w:val="both"/>
       </w:pPr>
       <w:r>
-        <w:rPr>
-          <w:b w:val="0"/>
-          <w:i w:val="0"/>
-          <w:sz w:val="28"/>
-        </w:rPr>
-      </w:r>
-    </w:p>
-    <w:p>
-      <w:pPr>
-        <w:spacing w:before="120"/>
-        <w:jc w:val="center"/>
-      </w:pPr>
-      <w:r>
-        <w:rPr>
-          <w:b/>
-          <w:i w:val="0"/>
-          <w:sz w:val="28"/>
-        </w:rPr>
-        <w:t>МОДЕЛЬ НАРУШИТЕЛЯ</w:t>
-      </w:r>
-    </w:p>
-    <w:p>
-      <w:pPr>
-        <w:spacing w:before="120"/>
-        <w:jc w:val="center"/>
-      </w:pPr>
-      <w:r>
-        <w:rPr>
-          <w:b/>
-          <w:i w:val="0"/>
-          <w:sz w:val="28"/>
-        </w:rPr>
-        <w:t>защищённого контура обработки конфиденциальной информации ООО «ТехноЩит»</w:t>
-      </w:r>
-    </w:p>
-    <w:p>
-      <w:pPr>
-        <w:ind w:firstLine="709"/>
-        <w:jc w:val="both"/>
-      </w:pPr>
-      <w:r>
-        <w:rPr>
-          <w:b w:val="0"/>
-          <w:i w:val="0"/>
-          <w:sz w:val="28"/>
-        </w:rPr>
-        <w:t>Модель нарушителя разработана как организационно-распорядительный документ по методике ФСТЭК России и используется при выполнении работ по технической защите конфиденциальной информации, а также для защиты собственного контура общества.</w:t>
-      </w:r>
-    </w:p>
-    <w:p>
-      <w:pPr>
-        <w:jc w:val="left"/>
-      </w:pPr>
-      <w:r>
-        <w:rPr>
-          <w:b/>
-          <w:i w:val="0"/>
-          <w:sz w:val="28"/>
-        </w:rPr>
-        <w:t>1. Категории нарушителей</w:t>
-      </w:r>
-    </w:p>
-    <w:p>
-      <w:pPr>
-        <w:ind w:firstLine="709"/>
-        <w:jc w:val="both"/>
-      </w:pPr>
-      <w:r>
-        <w:rPr>
-          <w:b w:val="0"/>
-          <w:i w:val="0"/>
-          <w:sz w:val="28"/>
-        </w:rPr>
-        <w:t>1.1. Внутренний нарушитель — работник, имеющий санкционированный доступ к вычислительным ресурсам, но не имеющий допуска к конфиденциальной информации в пределах конкретных задач.</w:t>
-      </w:r>
-    </w:p>
-    <w:p>
-      <w:pPr>
-        <w:ind w:firstLine="709"/>
-        <w:jc w:val="both"/>
-      </w:pPr>
-      <w:r>
-        <w:rPr>
-          <w:b w:val="0"/>
-          <w:i w:val="0"/>
-          <w:sz w:val="28"/>
-        </w:rPr>
-        <w:t>1.2. Внешний нарушитель — лицо, не имеющее доступа в помещения общества и к его вычислительным ресурсам, действующее через сети общего пользования либо с использованием технических средств (внедрение закладных устройств, ПЭМИН-перехват).</w:t>
-      </w:r>
-    </w:p>
-    <w:p>
-      <w:pPr>
-        <w:jc w:val="left"/>
-      </w:pPr>
-      <w:r>
-        <w:rPr>
-          <w:b/>
-          <w:i w:val="0"/>
-          <w:sz w:val="28"/>
-        </w:rPr>
-        <w:t>2. Возможности нарушителей</w:t>
+        <w:t>Объект и состав — паспорт АС-01. Основа описания — Методика оценки угроз безопасности информации ФСТЭК от 05.02.2021. Ценности: конфиденциальность материалов клиентов и ПДн, целостность результатов работ и доступность рабочих документов. Система не содержит государственной тайны и не имеет сетевого выхода в интернет.</w:t>
       </w:r>
     </w:p>
     <w:tbl>
       <w:tblPr>
         <w:tblStyle w:val="TableGrid"/>
         <w:tblW w:type="auto" w:w="0"/>
+        <w:tblLayout w:type="fixed"/>
         <w:tblLook w:firstColumn="1" w:firstRow="1" w:lastColumn="0" w:lastRow="0" w:noHBand="0" w:noVBand="1" w:val="04A0"/>
       </w:tblPr>
       <w:tblGrid>
-        <w:gridCol w:w="4986"/>
-        <w:gridCol w:w="4986"/>
+        <w:gridCol w:w="2339"/>
+        <w:gridCol w:w="2339"/>
+        <w:gridCol w:w="2339"/>
+        <w:gridCol w:w="2339"/>
       </w:tblGrid>
       <w:tr>
+        <w:trPr>
+          <w:cantSplit/>
+          <w:tblHeader/>
+        </w:trPr>
         <w:tc>
           <w:tcPr>
-            <w:tcW w:type="dxa" w:w="4986"/>
+            <w:tcW w:type="dxa" w:w="2339"/>
           </w:tcPr>
           <w:p>
             <w:pPr>
-              <w:jc w:val="center"/>
+              <w:spacing w:after="40" w:line="240" w:lineRule="auto"/>
+              <w:ind w:firstLine="0"/>
             </w:pPr>
-            <w:r/>
             <w:r>
               <w:rPr>
-                <w:rFonts w:ascii="Times New Roman" w:hAnsi="Times New Roman"/>
-                <w:b/>
-                <w:sz w:val="24"/>
+                <w:sz w:val="20"/>
               </w:rPr>
-              <w:t>Категория</w:t>
+              <w:t>Источник</w:t>
             </w:r>
           </w:p>
         </w:tc>
         <w:tc>
           <w:tcPr>
-            <w:tcW w:type="dxa" w:w="4986"/>
+            <w:tcW w:type="dxa" w:w="2339"/>
           </w:tcPr>
           <w:p>
             <w:pPr>
-              <w:jc w:val="center"/>
+              <w:spacing w:after="40" w:line="240" w:lineRule="auto"/>
+              <w:ind w:firstLine="0"/>
             </w:pPr>
-            <w:r/>
             <w:r>
               <w:rPr>
-                <w:rFonts w:ascii="Times New Roman" w:hAnsi="Times New Roman"/>
-                <w:b/>
-                <w:sz w:val="24"/>
+                <w:sz w:val="20"/>
               </w:rPr>
-              <w:t>Возможности</w:t>
+              <w:t>Сценарий</w:t>
+            </w:r>
+          </w:p>
+        </w:tc>
+        <w:tc>
+          <w:tcPr>
+            <w:tcW w:type="dxa" w:w="2339"/>
+          </w:tcPr>
+          <w:p>
+            <w:pPr>
+              <w:spacing w:after="40" w:line="240" w:lineRule="auto"/>
+              <w:ind w:firstLine="0"/>
+            </w:pPr>
+            <w:r>
+              <w:rPr>
+                <w:sz w:val="20"/>
+              </w:rPr>
+              <w:t>Последствие</w:t>
+            </w:r>
+          </w:p>
+        </w:tc>
+        <w:tc>
+          <w:tcPr>
+            <w:tcW w:type="dxa" w:w="2339"/>
+          </w:tcPr>
+          <w:p>
+            <w:pPr>
+              <w:spacing w:after="40" w:line="240" w:lineRule="auto"/>
+              <w:ind w:firstLine="0"/>
+            </w:pPr>
+            <w:r>
+              <w:rPr>
+                <w:sz w:val="20"/>
+              </w:rPr>
+              <w:t>Мера</w:t>
             </w:r>
           </w:p>
         </w:tc>
       </w:tr>
       <w:tr>
+        <w:trPr>
+          <w:cantSplit/>
+        </w:trPr>
         <w:tc>
           <w:tcPr>
-            <w:tcW w:type="dxa" w:w="4986"/>
+            <w:tcW w:type="dxa" w:w="2339"/>
           </w:tcPr>
           <w:p>
-            <w:r/>
+            <w:pPr>
+              <w:spacing w:after="40" w:line="240" w:lineRule="auto"/>
+              <w:ind w:firstLine="0"/>
+            </w:pPr>
             <w:r>
               <w:rPr>
-                <w:rFonts w:ascii="Times New Roman" w:hAnsi="Times New Roman"/>
-                <w:sz w:val="24"/>
+                <w:sz w:val="20"/>
               </w:rPr>
-              <w:t>Внутренний</w:t>
+              <w:t>Работник с обычными правами</w:t>
             </w:r>
           </w:p>
         </w:tc>
         <w:tc>
           <w:tcPr>
-            <w:tcW w:type="dxa" w:w="4986"/>
+            <w:tcW w:type="dxa" w:w="2339"/>
           </w:tcPr>
           <w:p>
-            <w:r/>
+            <w:pPr>
+              <w:spacing w:after="40" w:line="240" w:lineRule="auto"/>
+              <w:ind w:firstLine="0"/>
+            </w:pPr>
             <w:r>
               <w:rPr>
-                <w:rFonts w:ascii="Times New Roman" w:hAnsi="Times New Roman"/>
-                <w:sz w:val="24"/>
+                <w:sz w:val="20"/>
               </w:rPr>
-              <w:t>доступ к АРМ общего контура; попытки повышения привилегий; копирование данных на съёмные носители; фотографирование экранов; социальная инженерия</w:t>
+              <w:t>Чтение чужого каталога или копирование на личный носитель</w:t>
+            </w:r>
+          </w:p>
+        </w:tc>
+        <w:tc>
+          <w:tcPr>
+            <w:tcW w:type="dxa" w:w="2339"/>
+          </w:tcPr>
+          <w:p>
+            <w:pPr>
+              <w:spacing w:after="40" w:line="240" w:lineRule="auto"/>
+              <w:ind w:firstLine="0"/>
+            </w:pPr>
+            <w:r>
+              <w:rPr>
+                <w:sz w:val="20"/>
+              </w:rPr>
+              <w:t>Разглашение информации</w:t>
+            </w:r>
+          </w:p>
+        </w:tc>
+        <w:tc>
+          <w:tcPr>
+            <w:tcW w:type="dxa" w:w="2339"/>
+          </w:tcPr>
+          <w:p>
+            <w:pPr>
+              <w:spacing w:after="40" w:line="240" w:lineRule="auto"/>
+              <w:ind w:firstLine="0"/>
+            </w:pPr>
+            <w:r>
+              <w:rPr>
+                <w:sz w:val="20"/>
+              </w:rPr>
+              <w:t>Ролевой доступ, разрешённые носители, аудит</w:t>
             </w:r>
           </w:p>
         </w:tc>
       </w:tr>
       <w:tr>
+        <w:trPr>
+          <w:cantSplit/>
+        </w:trPr>
         <w:tc>
           <w:tcPr>
-            <w:tcW w:type="dxa" w:w="4986"/>
+            <w:tcW w:type="dxa" w:w="2339"/>
           </w:tcPr>
           <w:p>
-            <w:r/>
+            <w:pPr>
+              <w:spacing w:after="40" w:line="240" w:lineRule="auto"/>
+              <w:ind w:firstLine="0"/>
+            </w:pPr>
             <w:r>
               <w:rPr>
-                <w:rFonts w:ascii="Times New Roman" w:hAnsi="Times New Roman"/>
-                <w:sz w:val="24"/>
+                <w:sz w:val="20"/>
               </w:rPr>
-              <w:t>Внешний</w:t>
+              <w:t>Администратор / ошибка обслуживания</w:t>
             </w:r>
           </w:p>
         </w:tc>
         <w:tc>
           <w:tcPr>
-            <w:tcW w:type="dxa" w:w="4986"/>
+            <w:tcW w:type="dxa" w:w="2339"/>
           </w:tcPr>
           <w:p>
-            <w:r/>
+            <w:pPr>
+              <w:spacing w:after="40" w:line="240" w:lineRule="auto"/>
+              <w:ind w:firstLine="0"/>
+            </w:pPr>
             <w:r>
               <w:rPr>
-                <w:rFonts w:ascii="Times New Roman" w:hAnsi="Times New Roman"/>
-                <w:sz w:val="24"/>
+                <w:sz w:val="20"/>
               </w:rPr>
-              <w:t>атаки из сети Интернет на периметр; вредоносное ПО; фишинг; попытки проникновения в помещения под видом техперсонала</w:t>
+              <w:t>Ошибочное изменение конфигурации или удаление</w:t>
+            </w:r>
+          </w:p>
+        </w:tc>
+        <w:tc>
+          <w:tcPr>
+            <w:tcW w:type="dxa" w:w="2339"/>
+          </w:tcPr>
+          <w:p>
+            <w:pPr>
+              <w:spacing w:after="40" w:line="240" w:lineRule="auto"/>
+              <w:ind w:firstLine="0"/>
+            </w:pPr>
+            <w:r>
+              <w:rPr>
+                <w:sz w:val="20"/>
+              </w:rPr>
+              <w:t>Потеря данных и остановка</w:t>
+            </w:r>
+          </w:p>
+        </w:tc>
+        <w:tc>
+          <w:tcPr>
+            <w:tcW w:type="dxa" w:w="2339"/>
+          </w:tcPr>
+          <w:p>
+            <w:pPr>
+              <w:spacing w:after="40" w:line="240" w:lineRule="auto"/>
+              <w:ind w:firstLine="0"/>
+            </w:pPr>
+            <w:r>
+              <w:rPr>
+                <w:sz w:val="20"/>
+              </w:rPr>
+              <w:t>Отдельные записи, журнал изменений, резервные копии</w:t>
+            </w:r>
+          </w:p>
+        </w:tc>
+      </w:tr>
+      <w:tr>
+        <w:trPr>
+          <w:cantSplit/>
+        </w:trPr>
+        <w:tc>
+          <w:tcPr>
+            <w:tcW w:type="dxa" w:w="2339"/>
+          </w:tcPr>
+          <w:p>
+            <w:pPr>
+              <w:spacing w:after="40" w:line="240" w:lineRule="auto"/>
+              <w:ind w:firstLine="0"/>
+            </w:pPr>
+            <w:r>
+              <w:rPr>
+                <w:sz w:val="20"/>
+              </w:rPr>
+              <w:t>Внешний источник через носитель</w:t>
+            </w:r>
+          </w:p>
+        </w:tc>
+        <w:tc>
+          <w:tcPr>
+            <w:tcW w:type="dxa" w:w="2339"/>
+          </w:tcPr>
+          <w:p>
+            <w:pPr>
+              <w:spacing w:after="40" w:line="240" w:lineRule="auto"/>
+              <w:ind w:firstLine="0"/>
+            </w:pPr>
+            <w:r>
+              <w:rPr>
+                <w:sz w:val="20"/>
+              </w:rPr>
+              <w:t>Вредоносный файл в поступивших материалах</w:t>
+            </w:r>
+          </w:p>
+        </w:tc>
+        <w:tc>
+          <w:tcPr>
+            <w:tcW w:type="dxa" w:w="2339"/>
+          </w:tcPr>
+          <w:p>
+            <w:pPr>
+              <w:spacing w:after="40" w:line="240" w:lineRule="auto"/>
+              <w:ind w:firstLine="0"/>
+            </w:pPr>
+            <w:r>
+              <w:rPr>
+                <w:sz w:val="20"/>
+              </w:rPr>
+              <w:t>Заражение или изменение файлов</w:t>
+            </w:r>
+          </w:p>
+        </w:tc>
+        <w:tc>
+          <w:tcPr>
+            <w:tcW w:type="dxa" w:w="2339"/>
+          </w:tcPr>
+          <w:p>
+            <w:pPr>
+              <w:spacing w:after="40" w:line="240" w:lineRule="auto"/>
+              <w:ind w:firstLine="0"/>
+            </w:pPr>
+            <w:r>
+              <w:rPr>
+                <w:sz w:val="20"/>
+              </w:rPr>
+              <w:t>ARM-06, повторная проверка, карантин, отключённый автозапуск</w:t>
+            </w:r>
+          </w:p>
+        </w:tc>
+      </w:tr>
+      <w:tr>
+        <w:trPr>
+          <w:cantSplit/>
+        </w:trPr>
+        <w:tc>
+          <w:tcPr>
+            <w:tcW w:type="dxa" w:w="2339"/>
+          </w:tcPr>
+          <w:p>
+            <w:pPr>
+              <w:spacing w:after="40" w:line="240" w:lineRule="auto"/>
+              <w:ind w:firstLine="0"/>
+            </w:pPr>
+            <w:r>
+              <w:rPr>
+                <w:sz w:val="20"/>
+              </w:rPr>
+              <w:t>Посетитель / посторонний</w:t>
+            </w:r>
+          </w:p>
+        </w:tc>
+        <w:tc>
+          <w:tcPr>
+            <w:tcW w:type="dxa" w:w="2339"/>
+          </w:tcPr>
+          <w:p>
+            <w:pPr>
+              <w:spacing w:after="40" w:line="240" w:lineRule="auto"/>
+              <w:ind w:firstLine="0"/>
+            </w:pPr>
+            <w:r>
+              <w:rPr>
+                <w:sz w:val="20"/>
+              </w:rPr>
+              <w:t>Несанкционированный вход, изъятие бумаги или носителя</w:t>
+            </w:r>
+          </w:p>
+        </w:tc>
+        <w:tc>
+          <w:tcPr>
+            <w:tcW w:type="dxa" w:w="2339"/>
+          </w:tcPr>
+          <w:p>
+            <w:pPr>
+              <w:spacing w:after="40" w:line="240" w:lineRule="auto"/>
+              <w:ind w:firstLine="0"/>
+            </w:pPr>
+            <w:r>
+              <w:rPr>
+                <w:sz w:val="20"/>
+              </w:rPr>
+              <w:t>Утечка</w:t>
+            </w:r>
+          </w:p>
+        </w:tc>
+        <w:tc>
+          <w:tcPr>
+            <w:tcW w:type="dxa" w:w="2339"/>
+          </w:tcPr>
+          <w:p>
+            <w:pPr>
+              <w:spacing w:after="40" w:line="240" w:lineRule="auto"/>
+              <w:ind w:firstLine="0"/>
+            </w:pPr>
+            <w:r>
+              <w:rPr>
+                <w:sz w:val="20"/>
+              </w:rPr>
+              <w:t>СКУД, сопровождение, сейф</w:t>
+            </w:r>
+          </w:p>
+        </w:tc>
+      </w:tr>
+      <w:tr>
+        <w:trPr>
+          <w:cantSplit/>
+        </w:trPr>
+        <w:tc>
+          <w:tcPr>
+            <w:tcW w:type="dxa" w:w="2339"/>
+          </w:tcPr>
+          <w:p>
+            <w:pPr>
+              <w:spacing w:after="40" w:line="240" w:lineRule="auto"/>
+              <w:ind w:firstLine="0"/>
+            </w:pPr>
+            <w:r>
+              <w:rPr>
+                <w:sz w:val="20"/>
+              </w:rPr>
+              <w:t>Сбой оборудования и питания</w:t>
+            </w:r>
+          </w:p>
+        </w:tc>
+        <w:tc>
+          <w:tcPr>
+            <w:tcW w:type="dxa" w:w="2339"/>
+          </w:tcPr>
+          <w:p>
+            <w:pPr>
+              <w:spacing w:after="40" w:line="240" w:lineRule="auto"/>
+              <w:ind w:firstLine="0"/>
+            </w:pPr>
+            <w:r>
+              <w:rPr>
+                <w:sz w:val="20"/>
+              </w:rPr>
+              <w:t>Повреждение накопителя или остановка сервера</w:t>
+            </w:r>
+          </w:p>
+        </w:tc>
+        <w:tc>
+          <w:tcPr>
+            <w:tcW w:type="dxa" w:w="2339"/>
+          </w:tcPr>
+          <w:p>
+            <w:pPr>
+              <w:spacing w:after="40" w:line="240" w:lineRule="auto"/>
+              <w:ind w:firstLine="0"/>
+            </w:pPr>
+            <w:r>
+              <w:rPr>
+                <w:sz w:val="20"/>
+              </w:rPr>
+              <w:t>Недоступность данных</w:t>
+            </w:r>
+          </w:p>
+        </w:tc>
+        <w:tc>
+          <w:tcPr>
+            <w:tcW w:type="dxa" w:w="2339"/>
+          </w:tcPr>
+          <w:p>
+            <w:pPr>
+              <w:spacing w:after="40" w:line="240" w:lineRule="auto"/>
+              <w:ind w:firstLine="0"/>
+            </w:pPr>
+            <w:r>
+              <w:rPr>
+                <w:sz w:val="20"/>
+              </w:rPr>
+              <w:t>RAID1, UPS-01, чередуемые резервные носители</w:t>
+            </w:r>
+          </w:p>
+        </w:tc>
+      </w:tr>
+      <w:tr>
+        <w:trPr>
+          <w:cantSplit/>
+        </w:trPr>
+        <w:tc>
+          <w:tcPr>
+            <w:tcW w:type="dxa" w:w="2339"/>
+          </w:tcPr>
+          <w:p>
+            <w:pPr>
+              <w:spacing w:after="40" w:line="240" w:lineRule="auto"/>
+              <w:ind w:firstLine="0"/>
+            </w:pPr>
+            <w:r>
+              <w:rPr>
+                <w:sz w:val="20"/>
+              </w:rPr>
+              <w:t>Пассивный нарушитель вне переговорной</w:t>
+            </w:r>
+          </w:p>
+        </w:tc>
+        <w:tc>
+          <w:tcPr>
+            <w:tcW w:type="dxa" w:w="2339"/>
+          </w:tcPr>
+          <w:p>
+            <w:pPr>
+              <w:spacing w:after="40" w:line="240" w:lineRule="auto"/>
+              <w:ind w:firstLine="0"/>
+            </w:pPr>
+            <w:r>
+              <w:rPr>
+                <w:sz w:val="20"/>
+              </w:rPr>
+              <w:t>Прослушивание через ограждения и коммуникации</w:t>
+            </w:r>
+          </w:p>
+        </w:tc>
+        <w:tc>
+          <w:tcPr>
+            <w:tcW w:type="dxa" w:w="2339"/>
+          </w:tcPr>
+          <w:p>
+            <w:pPr>
+              <w:spacing w:after="40" w:line="240" w:lineRule="auto"/>
+              <w:ind w:firstLine="0"/>
+            </w:pPr>
+            <w:r>
+              <w:rPr>
+                <w:sz w:val="20"/>
+              </w:rPr>
+              <w:t>Утечка переговоров</w:t>
+            </w:r>
+          </w:p>
+        </w:tc>
+        <w:tc>
+          <w:tcPr>
+            <w:tcW w:type="dxa" w:w="2339"/>
+          </w:tcPr>
+          <w:p>
+            <w:pPr>
+              <w:spacing w:after="40" w:line="240" w:lineRule="auto"/>
+              <w:ind w:firstLine="0"/>
+            </w:pPr>
+            <w:r>
+              <w:rPr>
+                <w:sz w:val="20"/>
+              </w:rPr>
+              <w:t>AZ-01, герметизация проходов, инструментальный контроль</w:t>
             </w:r>
           </w:p>
         </w:tc>
@@ -292,56 +587,10 @@
     </w:tbl>
     <w:p>
       <w:pPr>
-        <w:jc w:val="left"/>
-      </w:pPr>
-      <w:r>
-        <w:rPr>
-          <w:b/>
-          <w:i w:val="0"/>
-          <w:sz w:val="28"/>
-        </w:rPr>
-        <w:t>3. Актуальные угрозы (по БДУ ФСТЭК России)</w:t>
-      </w:r>
-    </w:p>
-    <w:p>
-      <w:pPr>
-        <w:ind w:firstLine="709"/>
         <w:jc w:val="both"/>
       </w:pPr>
       <w:r>
-        <w:rPr>
-          <w:b w:val="0"/>
-          <w:i w:val="0"/>
-          <w:sz w:val="28"/>
-        </w:rPr>
-        <w:t>3.1. УБИ.002, УБИ.003 (внедрение вредоносных программ), УБИ.039 (нелегитимный сбор информации), УБИ.056 (нарушение правил контроля съёмных носителей), УБИ.093 (сканирование сети) — при определении актуальных угроз используется Банк данных угроз безопасности информации ФСТЭК России (bdu.fstec.ru).</w:t>
-      </w:r>
-    </w:p>
-    <w:p>
-      <w:pPr>
-        <w:jc w:val="left"/>
-      </w:pPr>
-      <w:r>
-        <w:rPr>
-          <w:b/>
-          <w:i w:val="0"/>
-          <w:sz w:val="28"/>
-        </w:rPr>
-        <w:t>4. Выводы</w:t>
-      </w:r>
-    </w:p>
-    <w:p>
-      <w:pPr>
-        <w:ind w:firstLine="709"/>
-        <w:jc w:val="both"/>
-      </w:pPr>
-      <w:r>
-        <w:rPr>
-          <w:b w:val="0"/>
-          <w:i w:val="0"/>
-          <w:sz w:val="28"/>
-        </w:rPr>
-        <w:t>4.1. Для отражения угроз применяются сертифицированные СЗИ (перечень утверждён отдельным документом), СКУД, видеонаблюдение, пропускной режим в серверную и архив-сейфовую.</w:t>
+        <w:t>Прямые сетевые атаки из интернета на SRV-01 исключены принятой физической изоляцией; для общего контура сохраняются риски фишинга и заражения, поэтому сведения заказчиков туда не переносятся. Идентификаторы БДУ в этом описании не подменяются придуманными кодами. Для каждого конкретного задания актуальные угрозы уточняются по характеристикам объекта и возможностям нарушителя.</w:t>
       </w:r>
     </w:p>
     <w:p>
@@ -349,60 +598,39 @@
         <w:jc w:val="both"/>
       </w:pPr>
       <w:r>
-        <w:rPr>
-          <w:b w:val="0"/>
-          <w:i w:val="0"/>
-          <w:sz w:val="28"/>
-        </w:rPr>
+        <w:t>Оценка пересматривается при подключении к сети общего пользования, добавлении удалённого доступа, новых категорий ПДн и изменении границ помещений. Угрозы 3-го типа для классификации ИСПДн приняты как исходное условие конфигурации; меры против физических и организационных угроз также сохраняются.</w:t>
       </w:r>
     </w:p>
     <w:p>
       <w:pPr>
-        <w:jc w:val="left"/>
+        <w:jc w:val="both"/>
       </w:pPr>
       <w:r>
-        <w:rPr>
-          <w:b w:val="0"/>
-          <w:i w:val="0"/>
-          <w:sz w:val="28"/>
-        </w:rPr>
-        <w:t>Директор _________________________ / Ермолаев Б.Ю. /</w:t>
-      </w:r>
-    </w:p>
-    <w:p>
-      <w:pPr>
-        <w:jc w:val="left"/>
-      </w:pPr>
-      <w:r>
-        <w:rPr>
-          <w:b w:val="0"/>
-          <w:i w:val="0"/>
-          <w:sz w:val="28"/>
-        </w:rPr>
-        <w:t>М.П.</w:t>
-      </w:r>
-    </w:p>
-    <w:p>
-      <w:pPr>
-        <w:jc w:val="right"/>
-      </w:pPr>
-      <w:r>
-        <w:rPr>
-          <w:b w:val="0"/>
-          <w:i w:val="0"/>
-          <w:sz w:val="24"/>
-        </w:rPr>
-        <w:t>Подготовил: технический специалист Ковалев Данил Петрович</w:t>
+        <w:t>Технический специалист ________________ Ковалев Д. П.</w:t>
       </w:r>
     </w:p>
     <w:sectPr>
-      <w:pgSz w:w="12240" w:h="15840"/>
-      <w:pgMar w:top="1134" w:right="850" w:bottom="1134" w:left="1417" w:header="720" w:footer="720" w:gutter="0"/>
+      <w:headerReference w:type="default" r:id="rId9"/>
+      <w:pgSz w:w="11906" w:h="16838"/>
+      <w:pgMar w:top="1134" w:right="850" w:bottom="1134" w:left="1701" w:header="567" w:footer="720" w:gutter="0"/>
       <w:cols w:space="720"/>
+      <w:titlePg/>
       <w:docGrid w:linePitch="360"/>
     </w:sectPr>
   </w:body>
 </w:document>
+</file>
+
+<file path=word/header1.xml><?xml version="1.0" encoding="utf-8"?>
+<w:hdr xmlns:m="http://schemas.openxmlformats.org/officeDocument/2006/math" xmlns:mc="http://schemas.openxmlformats.org/markup-compatibility/2006" xmlns:mo="http://schemas.microsoft.com/office/mac/office/2008/main" xmlns:mv="urn:schemas-microsoft-com:mac:vml" xmlns:o="urn:schemas-microsoft-com:office:office" xmlns:r="http://schemas.openxmlformats.org/officeDocument/2006/relationships" xmlns:v="urn:schemas-microsoft-com:vml" xmlns:w10="urn:schemas-microsoft-com:office:word" xmlns:w14="http://schemas.microsoft.com/office/word/2010/wordml" xmlns:w="http://schemas.openxmlformats.org/wordprocessingml/2006/main" xmlns:wne="http://schemas.microsoft.com/office/word/2006/wordml" xmlns:wp14="http://schemas.microsoft.com/office/word/2010/wordprocessingDrawing" xmlns:wp="http://schemas.openxmlformats.org/drawingml/2006/wordprocessingDrawing" xmlns:wpc="http://schemas.microsoft.com/office/word/2010/wordprocessingCanvas" xmlns:wpg="http://schemas.microsoft.com/office/word/2010/wordprocessingGroup" xmlns:wpi="http://schemas.microsoft.com/office/word/2010/wordprocessingInk" xmlns:wps="http://schemas.microsoft.com/office/word/2010/wordprocessingShape" mc:Ignorable="w14 wp14">
+  <w:p>
+    <w:pPr>
+      <w:pStyle w:val="Header"/>
+      <w:jc w:val="center"/>
+    </w:pPr>
+    <w:fldSimple w:instr="PAGE"/>
+  </w:p>
+</w:hdr>
 </file>
 
 <file path=word/numbering.xml><?xml version="1.0" encoding="utf-8"?>
@@ -770,10 +998,12 @@
     <w:rsid w:val="00FC693F"/>
     <w:pPr>
       <w:spacing w:line="276" w:lineRule="auto" w:after="80"/>
+      <w:ind w:firstLine="709"/>
     </w:pPr>
     <w:rPr>
-      <w:rFonts w:ascii="Times New Roman" w:hAnsi="Times New Roman" w:eastAsia="Times New Roman"/>
-      <w:sz w:val="28"/>
+      <w:rFonts w:ascii="Times New Roman" w:hAnsi="Times New Roman" w:eastAsia="Times New Roman" w:cs="Times New Roman"/>
+      <w:color w:val="000000"/>
+      <w:sz w:val="26"/>
     </w:rPr>
   </w:style>
   <w:style w:type="paragraph" w:styleId="Header">
@@ -835,11 +1065,11 @@
       <w:outlineLvl w:val="0"/>
     </w:pPr>
     <w:rPr>
-      <w:rFonts w:asciiTheme="majorHAnsi" w:eastAsiaTheme="majorEastAsia" w:hAnsiTheme="majorHAnsi" w:cstheme="majorBidi"/>
+      <w:rFonts w:ascii="Times New Roman" w:hAnsi="Times New Roman" w:eastAsia="Times New Roman" w:cs="Times New Roman"/>
       <w:b/>
       <w:bCs/>
-      <w:color w:val="365F91" w:themeColor="accent1" w:themeShade="BF"/>
-      <w:sz w:val="28"/>
+      <w:color w:val="000000"/>
+      <w:sz w:val="24"/>
       <w:szCs w:val="28"/>
     </w:rPr>
   </w:style>
@@ -859,11 +1089,11 @@
       <w:outlineLvl w:val="1"/>
     </w:pPr>
     <w:rPr>
-      <w:rFonts w:asciiTheme="majorHAnsi" w:eastAsiaTheme="majorEastAsia" w:hAnsiTheme="majorHAnsi" w:cstheme="majorBidi"/>
+      <w:rFonts w:ascii="Times New Roman" w:hAnsi="Times New Roman" w:eastAsia="Times New Roman" w:cs="Times New Roman"/>
       <w:b/>
       <w:bCs/>
-      <w:color w:val="4F81BD" w:themeColor="accent1"/>
-      <w:sz w:val="26"/>
+      <w:color w:val="000000"/>
+      <w:sz w:val="24"/>
       <w:szCs w:val="26"/>
     </w:rPr>
   </w:style>
@@ -883,7 +1113,7 @@
       <w:outlineLvl w:val="2"/>
     </w:pPr>
     <w:rPr>
-      <w:rFonts w:asciiTheme="majorHAnsi" w:eastAsiaTheme="majorEastAsia" w:hAnsiTheme="majorHAnsi" w:cstheme="majorBidi"/>
+      <w:rFonts w:ascii="Times New Roman" w:hAnsi="Times New Roman" w:eastAsia="Times New Roman" w:cs="Times New Roman"/>
       <w:b/>
       <w:bCs/>
       <w:color w:val="4F81BD" w:themeColor="accent1"/>
@@ -906,7 +1136,7 @@
       <w:outlineLvl w:val="3"/>
     </w:pPr>
     <w:rPr>
-      <w:rFonts w:asciiTheme="majorHAnsi" w:eastAsiaTheme="majorEastAsia" w:hAnsiTheme="majorHAnsi" w:cstheme="majorBidi"/>
+      <w:rFonts w:ascii="Times New Roman" w:hAnsi="Times New Roman" w:eastAsia="Times New Roman" w:cs="Times New Roman"/>
       <w:b/>
       <w:bCs/>
       <w:i/>
@@ -931,7 +1161,7 @@
       <w:outlineLvl w:val="4"/>
     </w:pPr>
     <w:rPr>
-      <w:rFonts w:asciiTheme="majorHAnsi" w:eastAsiaTheme="majorEastAsia" w:hAnsiTheme="majorHAnsi" w:cstheme="majorBidi"/>
+      <w:rFonts w:ascii="Times New Roman" w:hAnsi="Times New Roman" w:eastAsia="Times New Roman" w:cs="Times New Roman"/>
       <w:color w:val="243F60" w:themeColor="accent1" w:themeShade="7F"/>
     </w:rPr>
   </w:style>
@@ -952,7 +1182,7 @@
       <w:outlineLvl w:val="5"/>
     </w:pPr>
     <w:rPr>
-      <w:rFonts w:asciiTheme="majorHAnsi" w:eastAsiaTheme="majorEastAsia" w:hAnsiTheme="majorHAnsi" w:cstheme="majorBidi"/>
+      <w:rFonts w:ascii="Times New Roman" w:hAnsi="Times New Roman" w:eastAsia="Times New Roman" w:cs="Times New Roman"/>
       <w:i/>
       <w:iCs/>
       <w:color w:val="243F60" w:themeColor="accent1" w:themeShade="7F"/>
@@ -975,7 +1205,7 @@
       <w:outlineLvl w:val="6"/>
     </w:pPr>
     <w:rPr>
-      <w:rFonts w:asciiTheme="majorHAnsi" w:eastAsiaTheme="majorEastAsia" w:hAnsiTheme="majorHAnsi" w:cstheme="majorBidi"/>
+      <w:rFonts w:ascii="Times New Roman" w:hAnsi="Times New Roman" w:eastAsia="Times New Roman" w:cs="Times New Roman"/>
       <w:i/>
       <w:iCs/>
       <w:color w:val="404040" w:themeColor="text1" w:themeTint="BF"/>
@@ -998,7 +1228,7 @@
       <w:outlineLvl w:val="7"/>
     </w:pPr>
     <w:rPr>
-      <w:rFonts w:asciiTheme="majorHAnsi" w:eastAsiaTheme="majorEastAsia" w:hAnsiTheme="majorHAnsi" w:cstheme="majorBidi"/>
+      <w:rFonts w:ascii="Times New Roman" w:hAnsi="Times New Roman" w:eastAsia="Times New Roman" w:cs="Times New Roman"/>
       <w:color w:val="4F81BD" w:themeColor="accent1"/>
       <w:sz w:val="20"/>
       <w:szCs w:val="20"/>
@@ -1021,7 +1251,7 @@
       <w:outlineLvl w:val="8"/>
     </w:pPr>
     <w:rPr>
-      <w:rFonts w:asciiTheme="majorHAnsi" w:eastAsiaTheme="majorEastAsia" w:hAnsiTheme="majorHAnsi" w:cstheme="majorBidi"/>
+      <w:rFonts w:ascii="Times New Roman" w:hAnsi="Times New Roman" w:eastAsia="Times New Roman" w:cs="Times New Roman"/>
       <w:i/>
       <w:iCs/>
       <w:color w:val="404040" w:themeColor="text1" w:themeTint="BF"/>
@@ -1072,7 +1302,7 @@
     <w:uiPriority w:val="9"/>
     <w:rsid w:val="00FC693F"/>
     <w:rPr>
-      <w:rFonts w:asciiTheme="majorHAnsi" w:eastAsiaTheme="majorEastAsia" w:hAnsiTheme="majorHAnsi" w:cstheme="majorBidi"/>
+      <w:rFonts w:ascii="Times New Roman" w:hAnsi="Times New Roman" w:eastAsia="Times New Roman" w:cs="Times New Roman"/>
       <w:b/>
       <w:bCs/>
       <w:color w:val="365F91" w:themeColor="accent1" w:themeShade="BF"/>
@@ -1087,7 +1317,7 @@
     <w:uiPriority w:val="9"/>
     <w:rsid w:val="00FC693F"/>
     <w:rPr>
-      <w:rFonts w:asciiTheme="majorHAnsi" w:eastAsiaTheme="majorEastAsia" w:hAnsiTheme="majorHAnsi" w:cstheme="majorBidi"/>
+      <w:rFonts w:ascii="Times New Roman" w:hAnsi="Times New Roman" w:eastAsia="Times New Roman" w:cs="Times New Roman"/>
       <w:b/>
       <w:bCs/>
       <w:color w:val="4F81BD" w:themeColor="accent1"/>
@@ -1102,7 +1332,7 @@
     <w:uiPriority w:val="9"/>
     <w:rsid w:val="00FC693F"/>
     <w:rPr>
-      <w:rFonts w:asciiTheme="majorHAnsi" w:eastAsiaTheme="majorEastAsia" w:hAnsiTheme="majorHAnsi" w:cstheme="majorBidi"/>
+      <w:rFonts w:ascii="Times New Roman" w:hAnsi="Times New Roman" w:eastAsia="Times New Roman" w:cs="Times New Roman"/>
       <w:b/>
       <w:bCs/>
       <w:color w:val="4F81BD" w:themeColor="accent1"/>
@@ -1124,8 +1354,8 @@
       <w:contextualSpacing/>
     </w:pPr>
     <w:rPr>
-      <w:rFonts w:asciiTheme="majorHAnsi" w:eastAsiaTheme="majorEastAsia" w:hAnsiTheme="majorHAnsi" w:cstheme="majorBidi"/>
-      <w:color w:val="17365D" w:themeColor="text2" w:themeShade="BF"/>
+      <w:rFonts w:ascii="Times New Roman" w:hAnsi="Times New Roman" w:eastAsia="Times New Roman" w:cs="Times New Roman"/>
+      <w:color w:val="000000"/>
       <w:spacing w:val="5"/>
       <w:kern w:val="28"/>
       <w:sz w:val="52"/>
@@ -1139,7 +1369,7 @@
     <w:uiPriority w:val="10"/>
     <w:rsid w:val="00FC693F"/>
     <w:rPr>
-      <w:rFonts w:asciiTheme="majorHAnsi" w:eastAsiaTheme="majorEastAsia" w:hAnsiTheme="majorHAnsi" w:cstheme="majorBidi"/>
+      <w:rFonts w:ascii="Times New Roman" w:hAnsi="Times New Roman" w:eastAsia="Times New Roman" w:cs="Times New Roman"/>
       <w:color w:val="17365D" w:themeColor="text2" w:themeShade="BF"/>
       <w:spacing w:val="5"/>
       <w:kern w:val="28"/>
@@ -1161,7 +1391,7 @@
       </w:numPr>
     </w:pPr>
     <w:rPr>
-      <w:rFonts w:asciiTheme="majorHAnsi" w:eastAsiaTheme="majorEastAsia" w:hAnsiTheme="majorHAnsi" w:cstheme="majorBidi"/>
+      <w:rFonts w:ascii="Times New Roman" w:hAnsi="Times New Roman" w:eastAsia="Times New Roman" w:cs="Times New Roman"/>
       <w:i/>
       <w:iCs/>
       <w:color w:val="4F81BD" w:themeColor="accent1"/>
@@ -1177,7 +1407,7 @@
     <w:uiPriority w:val="11"/>
     <w:rsid w:val="00FC693F"/>
     <w:rPr>
-      <w:rFonts w:asciiTheme="majorHAnsi" w:eastAsiaTheme="majorEastAsia" w:hAnsiTheme="majorHAnsi" w:cstheme="majorBidi"/>
+      <w:rFonts w:ascii="Times New Roman" w:hAnsi="Times New Roman" w:eastAsia="Times New Roman" w:cs="Times New Roman"/>
       <w:i/>
       <w:iCs/>
       <w:color w:val="4F81BD" w:themeColor="accent1"/>
@@ -1424,7 +1654,7 @@
       </w:tabs>
     </w:pPr>
     <w:rPr>
-      <w:rFonts w:ascii="Courier" w:hAnsi="Courier"/>
+      <w:rFonts w:ascii="Times New Roman" w:hAnsi="Times New Roman" w:eastAsia="Times New Roman" w:cs="Times New Roman"/>
       <w:sz w:val="20"/>
       <w:szCs w:val="20"/>
     </w:rPr>
@@ -1436,7 +1666,7 @@
     <w:uiPriority w:val="99"/>
     <w:rsid w:val="0029639D"/>
     <w:rPr>
-      <w:rFonts w:ascii="Courier" w:hAnsi="Courier"/>
+      <w:rFonts w:ascii="Times New Roman" w:hAnsi="Times New Roman" w:eastAsia="Times New Roman" w:cs="Times New Roman"/>
       <w:sz w:val="20"/>
       <w:szCs w:val="20"/>
     </w:rPr>
@@ -1475,7 +1705,7 @@
     <w:semiHidden/>
     <w:rsid w:val="00FC693F"/>
     <w:rPr>
-      <w:rFonts w:asciiTheme="majorHAnsi" w:eastAsiaTheme="majorEastAsia" w:hAnsiTheme="majorHAnsi" w:cstheme="majorBidi"/>
+      <w:rFonts w:ascii="Times New Roman" w:hAnsi="Times New Roman" w:eastAsia="Times New Roman" w:cs="Times New Roman"/>
       <w:b/>
       <w:bCs/>
       <w:i/>
@@ -1491,7 +1721,7 @@
     <w:semiHidden/>
     <w:rsid w:val="00FC693F"/>
     <w:rPr>
-      <w:rFonts w:asciiTheme="majorHAnsi" w:eastAsiaTheme="majorEastAsia" w:hAnsiTheme="majorHAnsi" w:cstheme="majorBidi"/>
+      <w:rFonts w:ascii="Times New Roman" w:hAnsi="Times New Roman" w:eastAsia="Times New Roman" w:cs="Times New Roman"/>
       <w:color w:val="243F60" w:themeColor="accent1" w:themeShade="7F"/>
     </w:rPr>
   </w:style>
@@ -1503,7 +1733,7 @@
     <w:semiHidden/>
     <w:rsid w:val="00FC693F"/>
     <w:rPr>
-      <w:rFonts w:asciiTheme="majorHAnsi" w:eastAsiaTheme="majorEastAsia" w:hAnsiTheme="majorHAnsi" w:cstheme="majorBidi"/>
+      <w:rFonts w:ascii="Times New Roman" w:hAnsi="Times New Roman" w:eastAsia="Times New Roman" w:cs="Times New Roman"/>
       <w:i/>
       <w:iCs/>
       <w:color w:val="243F60" w:themeColor="accent1" w:themeShade="7F"/>
@@ -1517,7 +1747,7 @@
     <w:semiHidden/>
     <w:rsid w:val="00FC693F"/>
     <w:rPr>
-      <w:rFonts w:asciiTheme="majorHAnsi" w:eastAsiaTheme="majorEastAsia" w:hAnsiTheme="majorHAnsi" w:cstheme="majorBidi"/>
+      <w:rFonts w:ascii="Times New Roman" w:hAnsi="Times New Roman" w:eastAsia="Times New Roman" w:cs="Times New Roman"/>
       <w:i/>
       <w:iCs/>
       <w:color w:val="404040" w:themeColor="text1" w:themeTint="BF"/>
@@ -1531,7 +1761,7 @@
     <w:semiHidden/>
     <w:rsid w:val="00FC693F"/>
     <w:rPr>
-      <w:rFonts w:asciiTheme="majorHAnsi" w:eastAsiaTheme="majorEastAsia" w:hAnsiTheme="majorHAnsi" w:cstheme="majorBidi"/>
+      <w:rFonts w:ascii="Times New Roman" w:hAnsi="Times New Roman" w:eastAsia="Times New Roman" w:cs="Times New Roman"/>
       <w:color w:val="4F81BD" w:themeColor="accent1"/>
       <w:sz w:val="20"/>
       <w:szCs w:val="20"/>
@@ -1545,7 +1775,7 @@
     <w:semiHidden/>
     <w:rsid w:val="00FC693F"/>
     <w:rPr>
-      <w:rFonts w:asciiTheme="majorHAnsi" w:eastAsiaTheme="majorEastAsia" w:hAnsiTheme="majorHAnsi" w:cstheme="majorBidi"/>
+      <w:rFonts w:ascii="Times New Roman" w:hAnsi="Times New Roman" w:eastAsia="Times New Roman" w:cs="Times New Roman"/>
       <w:i/>
       <w:iCs/>
       <w:color w:val="404040" w:themeColor="text1" w:themeTint="BF"/>
@@ -3134,7 +3364,7 @@
         <w:spacing w:before="0" w:after="0" w:line="240" w:lineRule="auto"/>
       </w:pPr>
       <w:rPr>
-        <w:rFonts w:asciiTheme="majorHAnsi" w:eastAsiaTheme="majorEastAsia" w:hAnsiTheme="majorHAnsi" w:cstheme="majorBidi"/>
+        <w:rFonts w:ascii="Times New Roman" w:hAnsi="Times New Roman" w:eastAsia="Times New Roman" w:cs="Times New Roman"/>
         <w:b/>
         <w:bCs/>
       </w:rPr>
@@ -3155,7 +3385,7 @@
         <w:spacing w:before="0" w:after="0" w:line="240" w:lineRule="auto"/>
       </w:pPr>
       <w:rPr>
-        <w:rFonts w:asciiTheme="majorHAnsi" w:eastAsiaTheme="majorEastAsia" w:hAnsiTheme="majorHAnsi" w:cstheme="majorBidi"/>
+        <w:rFonts w:ascii="Times New Roman" w:hAnsi="Times New Roman" w:eastAsia="Times New Roman" w:cs="Times New Roman"/>
         <w:b/>
         <w:bCs/>
       </w:rPr>
@@ -3173,14 +3403,14 @@
     </w:tblStylePr>
     <w:tblStylePr w:type="firstCol">
       <w:rPr>
-        <w:rFonts w:asciiTheme="majorHAnsi" w:eastAsiaTheme="majorEastAsia" w:hAnsiTheme="majorHAnsi" w:cstheme="majorBidi"/>
+        <w:rFonts w:ascii="Times New Roman" w:hAnsi="Times New Roman" w:eastAsia="Times New Roman" w:cs="Times New Roman"/>
         <w:b/>
         <w:bCs/>
       </w:rPr>
     </w:tblStylePr>
     <w:tblStylePr w:type="lastCol">
       <w:rPr>
-        <w:rFonts w:asciiTheme="majorHAnsi" w:eastAsiaTheme="majorEastAsia" w:hAnsiTheme="majorHAnsi" w:cstheme="majorBidi"/>
+        <w:rFonts w:ascii="Times New Roman" w:hAnsi="Times New Roman" w:eastAsia="Times New Roman" w:cs="Times New Roman"/>
         <w:b/>
         <w:bCs/>
       </w:rPr>
@@ -3264,7 +3494,7 @@
         <w:spacing w:before="0" w:after="0" w:line="240" w:lineRule="auto"/>
       </w:pPr>
       <w:rPr>
-        <w:rFonts w:asciiTheme="majorHAnsi" w:eastAsiaTheme="majorEastAsia" w:hAnsiTheme="majorHAnsi" w:cstheme="majorBidi"/>
+        <w:rFonts w:ascii="Times New Roman" w:hAnsi="Times New Roman" w:eastAsia="Times New Roman" w:cs="Times New Roman"/>
         <w:b/>
         <w:bCs/>
       </w:rPr>
@@ -3285,7 +3515,7 @@
         <w:spacing w:before="0" w:after="0" w:line="240" w:lineRule="auto"/>
       </w:pPr>
       <w:rPr>
-        <w:rFonts w:asciiTheme="majorHAnsi" w:eastAsiaTheme="majorEastAsia" w:hAnsiTheme="majorHAnsi" w:cstheme="majorBidi"/>
+        <w:rFonts w:ascii="Times New Roman" w:hAnsi="Times New Roman" w:eastAsia="Times New Roman" w:cs="Times New Roman"/>
         <w:b/>
         <w:bCs/>
       </w:rPr>
@@ -3303,14 +3533,14 @@
     </w:tblStylePr>
     <w:tblStylePr w:type="firstCol">
       <w:rPr>
-        <w:rFonts w:asciiTheme="majorHAnsi" w:eastAsiaTheme="majorEastAsia" w:hAnsiTheme="majorHAnsi" w:cstheme="majorBidi"/>
+        <w:rFonts w:ascii="Times New Roman" w:hAnsi="Times New Roman" w:eastAsia="Times New Roman" w:cs="Times New Roman"/>
         <w:b/>
         <w:bCs/>
       </w:rPr>
     </w:tblStylePr>
     <w:tblStylePr w:type="lastCol">
       <w:rPr>
-        <w:rFonts w:asciiTheme="majorHAnsi" w:eastAsiaTheme="majorEastAsia" w:hAnsiTheme="majorHAnsi" w:cstheme="majorBidi"/>
+        <w:rFonts w:ascii="Times New Roman" w:hAnsi="Times New Roman" w:eastAsia="Times New Roman" w:cs="Times New Roman"/>
         <w:b/>
         <w:bCs/>
       </w:rPr>
@@ -3394,7 +3624,7 @@
         <w:spacing w:before="0" w:after="0" w:line="240" w:lineRule="auto"/>
       </w:pPr>
       <w:rPr>
-        <w:rFonts w:asciiTheme="majorHAnsi" w:eastAsiaTheme="majorEastAsia" w:hAnsiTheme="majorHAnsi" w:cstheme="majorBidi"/>
+        <w:rFonts w:ascii="Times New Roman" w:hAnsi="Times New Roman" w:eastAsia="Times New Roman" w:cs="Times New Roman"/>
         <w:b/>
         <w:bCs/>
       </w:rPr>
@@ -3415,7 +3645,7 @@
         <w:spacing w:before="0" w:after="0" w:line="240" w:lineRule="auto"/>
       </w:pPr>
       <w:rPr>
-        <w:rFonts w:asciiTheme="majorHAnsi" w:eastAsiaTheme="majorEastAsia" w:hAnsiTheme="majorHAnsi" w:cstheme="majorBidi"/>
+        <w:rFonts w:ascii="Times New Roman" w:hAnsi="Times New Roman" w:eastAsia="Times New Roman" w:cs="Times New Roman"/>
         <w:b/>
         <w:bCs/>
       </w:rPr>
@@ -3433,14 +3663,14 @@
     </w:tblStylePr>
     <w:tblStylePr w:type="firstCol">
       <w:rPr>
-        <w:rFonts w:asciiTheme="majorHAnsi" w:eastAsiaTheme="majorEastAsia" w:hAnsiTheme="majorHAnsi" w:cstheme="majorBidi"/>
+        <w:rFonts w:ascii="Times New Roman" w:hAnsi="Times New Roman" w:eastAsia="Times New Roman" w:cs="Times New Roman"/>
         <w:b/>
         <w:bCs/>
       </w:rPr>
     </w:tblStylePr>
     <w:tblStylePr w:type="lastCol">
       <w:rPr>
-        <w:rFonts w:asciiTheme="majorHAnsi" w:eastAsiaTheme="majorEastAsia" w:hAnsiTheme="majorHAnsi" w:cstheme="majorBidi"/>
+        <w:rFonts w:ascii="Times New Roman" w:hAnsi="Times New Roman" w:eastAsia="Times New Roman" w:cs="Times New Roman"/>
         <w:b/>
         <w:bCs/>
       </w:rPr>
@@ -3524,7 +3754,7 @@
         <w:spacing w:before="0" w:after="0" w:line="240" w:lineRule="auto"/>
       </w:pPr>
       <w:rPr>
-        <w:rFonts w:asciiTheme="majorHAnsi" w:eastAsiaTheme="majorEastAsia" w:hAnsiTheme="majorHAnsi" w:cstheme="majorBidi"/>
+        <w:rFonts w:ascii="Times New Roman" w:hAnsi="Times New Roman" w:eastAsia="Times New Roman" w:cs="Times New Roman"/>
         <w:b/>
         <w:bCs/>
       </w:rPr>
@@ -3545,7 +3775,7 @@
         <w:spacing w:before="0" w:after="0" w:line="240" w:lineRule="auto"/>
       </w:pPr>
       <w:rPr>
-        <w:rFonts w:asciiTheme="majorHAnsi" w:eastAsiaTheme="majorEastAsia" w:hAnsiTheme="majorHAnsi" w:cstheme="majorBidi"/>
+        <w:rFonts w:ascii="Times New Roman" w:hAnsi="Times New Roman" w:eastAsia="Times New Roman" w:cs="Times New Roman"/>
         <w:b/>
         <w:bCs/>
       </w:rPr>
@@ -3563,14 +3793,14 @@
     </w:tblStylePr>
     <w:tblStylePr w:type="firstCol">
       <w:rPr>
-        <w:rFonts w:asciiTheme="majorHAnsi" w:eastAsiaTheme="majorEastAsia" w:hAnsiTheme="majorHAnsi" w:cstheme="majorBidi"/>
+        <w:rFonts w:ascii="Times New Roman" w:hAnsi="Times New Roman" w:eastAsia="Times New Roman" w:cs="Times New Roman"/>
         <w:b/>
         <w:bCs/>
       </w:rPr>
     </w:tblStylePr>
     <w:tblStylePr w:type="lastCol">
       <w:rPr>
-        <w:rFonts w:asciiTheme="majorHAnsi" w:eastAsiaTheme="majorEastAsia" w:hAnsiTheme="majorHAnsi" w:cstheme="majorBidi"/>
+        <w:rFonts w:ascii="Times New Roman" w:hAnsi="Times New Roman" w:eastAsia="Times New Roman" w:cs="Times New Roman"/>
         <w:b/>
         <w:bCs/>
       </w:rPr>
@@ -3654,7 +3884,7 @@
         <w:spacing w:before="0" w:after="0" w:line="240" w:lineRule="auto"/>
       </w:pPr>
       <w:rPr>
-        <w:rFonts w:asciiTheme="majorHAnsi" w:eastAsiaTheme="majorEastAsia" w:hAnsiTheme="majorHAnsi" w:cstheme="majorBidi"/>
+        <w:rFonts w:ascii="Times New Roman" w:hAnsi="Times New Roman" w:eastAsia="Times New Roman" w:cs="Times New Roman"/>
         <w:b/>
         <w:bCs/>
       </w:rPr>
@@ -3675,7 +3905,7 @@
         <w:spacing w:before="0" w:after="0" w:line="240" w:lineRule="auto"/>
       </w:pPr>
       <w:rPr>
-        <w:rFonts w:asciiTheme="majorHAnsi" w:eastAsiaTheme="majorEastAsia" w:hAnsiTheme="majorHAnsi" w:cstheme="majorBidi"/>
+        <w:rFonts w:ascii="Times New Roman" w:hAnsi="Times New Roman" w:eastAsia="Times New Roman" w:cs="Times New Roman"/>
         <w:b/>
         <w:bCs/>
       </w:rPr>
@@ -3693,14 +3923,14 @@
     </w:tblStylePr>
     <w:tblStylePr w:type="firstCol">
       <w:rPr>
-        <w:rFonts w:asciiTheme="majorHAnsi" w:eastAsiaTheme="majorEastAsia" w:hAnsiTheme="majorHAnsi" w:cstheme="majorBidi"/>
+        <w:rFonts w:ascii="Times New Roman" w:hAnsi="Times New Roman" w:eastAsia="Times New Roman" w:cs="Times New Roman"/>
         <w:b/>
         <w:bCs/>
       </w:rPr>
     </w:tblStylePr>
     <w:tblStylePr w:type="lastCol">
       <w:rPr>
-        <w:rFonts w:asciiTheme="majorHAnsi" w:eastAsiaTheme="majorEastAsia" w:hAnsiTheme="majorHAnsi" w:cstheme="majorBidi"/>
+        <w:rFonts w:ascii="Times New Roman" w:hAnsi="Times New Roman" w:eastAsia="Times New Roman" w:cs="Times New Roman"/>
         <w:b/>
         <w:bCs/>
       </w:rPr>
@@ -3784,7 +4014,7 @@
         <w:spacing w:before="0" w:after="0" w:line="240" w:lineRule="auto"/>
       </w:pPr>
       <w:rPr>
-        <w:rFonts w:asciiTheme="majorHAnsi" w:eastAsiaTheme="majorEastAsia" w:hAnsiTheme="majorHAnsi" w:cstheme="majorBidi"/>
+        <w:rFonts w:ascii="Times New Roman" w:hAnsi="Times New Roman" w:eastAsia="Times New Roman" w:cs="Times New Roman"/>
         <w:b/>
         <w:bCs/>
       </w:rPr>
@@ -3805,7 +4035,7 @@
         <w:spacing w:before="0" w:after="0" w:line="240" w:lineRule="auto"/>
       </w:pPr>
       <w:rPr>
-        <w:rFonts w:asciiTheme="majorHAnsi" w:eastAsiaTheme="majorEastAsia" w:hAnsiTheme="majorHAnsi" w:cstheme="majorBidi"/>
+        <w:rFonts w:ascii="Times New Roman" w:hAnsi="Times New Roman" w:eastAsia="Times New Roman" w:cs="Times New Roman"/>
         <w:b/>
         <w:bCs/>
       </w:rPr>
@@ -3823,14 +4053,14 @@
     </w:tblStylePr>
     <w:tblStylePr w:type="firstCol">
       <w:rPr>
-        <w:rFonts w:asciiTheme="majorHAnsi" w:eastAsiaTheme="majorEastAsia" w:hAnsiTheme="majorHAnsi" w:cstheme="majorBidi"/>
+        <w:rFonts w:ascii="Times New Roman" w:hAnsi="Times New Roman" w:eastAsia="Times New Roman" w:cs="Times New Roman"/>
         <w:b/>
         <w:bCs/>
       </w:rPr>
     </w:tblStylePr>
     <w:tblStylePr w:type="lastCol">
       <w:rPr>
-        <w:rFonts w:asciiTheme="majorHAnsi" w:eastAsiaTheme="majorEastAsia" w:hAnsiTheme="majorHAnsi" w:cstheme="majorBidi"/>
+        <w:rFonts w:ascii="Times New Roman" w:hAnsi="Times New Roman" w:eastAsia="Times New Roman" w:cs="Times New Roman"/>
         <w:b/>
         <w:bCs/>
       </w:rPr>
@@ -3914,7 +4144,7 @@
         <w:spacing w:before="0" w:after="0" w:line="240" w:lineRule="auto"/>
       </w:pPr>
       <w:rPr>
-        <w:rFonts w:asciiTheme="majorHAnsi" w:eastAsiaTheme="majorEastAsia" w:hAnsiTheme="majorHAnsi" w:cstheme="majorBidi"/>
+        <w:rFonts w:ascii="Times New Roman" w:hAnsi="Times New Roman" w:eastAsia="Times New Roman" w:cs="Times New Roman"/>
         <w:b/>
         <w:bCs/>
       </w:rPr>
@@ -3935,7 +4165,7 @@
         <w:spacing w:before="0" w:after="0" w:line="240" w:lineRule="auto"/>
       </w:pPr>
       <w:rPr>
-        <w:rFonts w:asciiTheme="majorHAnsi" w:eastAsiaTheme="majorEastAsia" w:hAnsiTheme="majorHAnsi" w:cstheme="majorBidi"/>
+        <w:rFonts w:ascii="Times New Roman" w:hAnsi="Times New Roman" w:eastAsia="Times New Roman" w:cs="Times New Roman"/>
         <w:b/>
         <w:bCs/>
       </w:rPr>
@@ -3953,14 +4183,14 @@
     </w:tblStylePr>
     <w:tblStylePr w:type="firstCol">
       <w:rPr>
-        <w:rFonts w:asciiTheme="majorHAnsi" w:eastAsiaTheme="majorEastAsia" w:hAnsiTheme="majorHAnsi" w:cstheme="majorBidi"/>
+        <w:rFonts w:ascii="Times New Roman" w:hAnsi="Times New Roman" w:eastAsia="Times New Roman" w:cs="Times New Roman"/>
         <w:b/>
         <w:bCs/>
       </w:rPr>
     </w:tblStylePr>
     <w:tblStylePr w:type="lastCol">
       <w:rPr>
-        <w:rFonts w:asciiTheme="majorHAnsi" w:eastAsiaTheme="majorEastAsia" w:hAnsiTheme="majorHAnsi" w:cstheme="majorBidi"/>
+        <w:rFonts w:ascii="Times New Roman" w:hAnsi="Times New Roman" w:eastAsia="Times New Roman" w:cs="Times New Roman"/>
         <w:b/>
         <w:bCs/>
       </w:rPr>
@@ -5825,7 +6055,7 @@
     </w:tblPr>
     <w:tblStylePr w:type="firstRow">
       <w:rPr>
-        <w:rFonts w:asciiTheme="majorHAnsi" w:eastAsiaTheme="majorEastAsia" w:hAnsiTheme="majorHAnsi" w:cstheme="majorBidi"/>
+        <w:rFonts w:ascii="Times New Roman" w:hAnsi="Times New Roman" w:eastAsia="Times New Roman" w:cs="Times New Roman"/>
       </w:rPr>
       <w:tblPr/>
       <w:tcPr>
@@ -5909,7 +6139,7 @@
     </w:tblPr>
     <w:tblStylePr w:type="firstRow">
       <w:rPr>
-        <w:rFonts w:asciiTheme="majorHAnsi" w:eastAsiaTheme="majorEastAsia" w:hAnsiTheme="majorHAnsi" w:cstheme="majorBidi"/>
+        <w:rFonts w:ascii="Times New Roman" w:hAnsi="Times New Roman" w:eastAsia="Times New Roman" w:cs="Times New Roman"/>
       </w:rPr>
       <w:tblPr/>
       <w:tcPr>
@@ -5993,7 +6223,7 @@
     </w:tblPr>
     <w:tblStylePr w:type="firstRow">
       <w:rPr>
-        <w:rFonts w:asciiTheme="majorHAnsi" w:eastAsiaTheme="majorEastAsia" w:hAnsiTheme="majorHAnsi" w:cstheme="majorBidi"/>
+        <w:rFonts w:ascii="Times New Roman" w:hAnsi="Times New Roman" w:eastAsia="Times New Roman" w:cs="Times New Roman"/>
       </w:rPr>
       <w:tblPr/>
       <w:tcPr>
@@ -6077,7 +6307,7 @@
     </w:tblPr>
     <w:tblStylePr w:type="firstRow">
       <w:rPr>
-        <w:rFonts w:asciiTheme="majorHAnsi" w:eastAsiaTheme="majorEastAsia" w:hAnsiTheme="majorHAnsi" w:cstheme="majorBidi"/>
+        <w:rFonts w:ascii="Times New Roman" w:hAnsi="Times New Roman" w:eastAsia="Times New Roman" w:cs="Times New Roman"/>
       </w:rPr>
       <w:tblPr/>
       <w:tcPr>
@@ -6161,7 +6391,7 @@
     </w:tblPr>
     <w:tblStylePr w:type="firstRow">
       <w:rPr>
-        <w:rFonts w:asciiTheme="majorHAnsi" w:eastAsiaTheme="majorEastAsia" w:hAnsiTheme="majorHAnsi" w:cstheme="majorBidi"/>
+        <w:rFonts w:ascii="Times New Roman" w:hAnsi="Times New Roman" w:eastAsia="Times New Roman" w:cs="Times New Roman"/>
       </w:rPr>
       <w:tblPr/>
       <w:tcPr>
@@ -6245,7 +6475,7 @@
     </w:tblPr>
     <w:tblStylePr w:type="firstRow">
       <w:rPr>
-        <w:rFonts w:asciiTheme="majorHAnsi" w:eastAsiaTheme="majorEastAsia" w:hAnsiTheme="majorHAnsi" w:cstheme="majorBidi"/>
+        <w:rFonts w:ascii="Times New Roman" w:hAnsi="Times New Roman" w:eastAsia="Times New Roman" w:cs="Times New Roman"/>
       </w:rPr>
       <w:tblPr/>
       <w:tcPr>
@@ -6329,7 +6559,7 @@
     </w:tblPr>
     <w:tblStylePr w:type="firstRow">
       <w:rPr>
-        <w:rFonts w:asciiTheme="majorHAnsi" w:eastAsiaTheme="majorEastAsia" w:hAnsiTheme="majorHAnsi" w:cstheme="majorBidi"/>
+        <w:rFonts w:ascii="Times New Roman" w:hAnsi="Times New Roman" w:eastAsia="Times New Roman" w:cs="Times New Roman"/>
       </w:rPr>
       <w:tblPr/>
       <w:tcPr>
@@ -6394,7 +6624,7 @@
       <w:spacing w:after="0" w:line="240" w:lineRule="auto"/>
     </w:pPr>
     <w:rPr>
-      <w:rFonts w:asciiTheme="majorHAnsi" w:eastAsiaTheme="majorEastAsia" w:hAnsiTheme="majorHAnsi" w:cstheme="majorBidi"/>
+      <w:rFonts w:ascii="Times New Roman" w:hAnsi="Times New Roman" w:eastAsia="Times New Roman" w:cs="Times New Roman"/>
       <w:color w:val="000000" w:themeColor="text1"/>
     </w:rPr>
     <w:tblPr>
@@ -6522,7 +6752,7 @@
       <w:spacing w:after="0" w:line="240" w:lineRule="auto"/>
     </w:pPr>
     <w:rPr>
-      <w:rFonts w:asciiTheme="majorHAnsi" w:eastAsiaTheme="majorEastAsia" w:hAnsiTheme="majorHAnsi" w:cstheme="majorBidi"/>
+      <w:rFonts w:ascii="Times New Roman" w:hAnsi="Times New Roman" w:eastAsia="Times New Roman" w:cs="Times New Roman"/>
       <w:color w:val="000000" w:themeColor="text1"/>
     </w:rPr>
     <w:tblPr>
@@ -6650,7 +6880,7 @@
       <w:spacing w:after="0" w:line="240" w:lineRule="auto"/>
     </w:pPr>
     <w:rPr>
-      <w:rFonts w:asciiTheme="majorHAnsi" w:eastAsiaTheme="majorEastAsia" w:hAnsiTheme="majorHAnsi" w:cstheme="majorBidi"/>
+      <w:rFonts w:ascii="Times New Roman" w:hAnsi="Times New Roman" w:eastAsia="Times New Roman" w:cs="Times New Roman"/>
       <w:color w:val="000000" w:themeColor="text1"/>
     </w:rPr>
     <w:tblPr>
@@ -6778,7 +7008,7 @@
       <w:spacing w:after="0" w:line="240" w:lineRule="auto"/>
     </w:pPr>
     <w:rPr>
-      <w:rFonts w:asciiTheme="majorHAnsi" w:eastAsiaTheme="majorEastAsia" w:hAnsiTheme="majorHAnsi" w:cstheme="majorBidi"/>
+      <w:rFonts w:ascii="Times New Roman" w:hAnsi="Times New Roman" w:eastAsia="Times New Roman" w:cs="Times New Roman"/>
       <w:color w:val="000000" w:themeColor="text1"/>
     </w:rPr>
     <w:tblPr>
@@ -6906,7 +7136,7 @@
       <w:spacing w:after="0" w:line="240" w:lineRule="auto"/>
     </w:pPr>
     <w:rPr>
-      <w:rFonts w:asciiTheme="majorHAnsi" w:eastAsiaTheme="majorEastAsia" w:hAnsiTheme="majorHAnsi" w:cstheme="majorBidi"/>
+      <w:rFonts w:ascii="Times New Roman" w:hAnsi="Times New Roman" w:eastAsia="Times New Roman" w:cs="Times New Roman"/>
       <w:color w:val="000000" w:themeColor="text1"/>
     </w:rPr>
     <w:tblPr>
@@ -7034,7 +7264,7 @@
       <w:spacing w:after="0" w:line="240" w:lineRule="auto"/>
     </w:pPr>
     <w:rPr>
-      <w:rFonts w:asciiTheme="majorHAnsi" w:eastAsiaTheme="majorEastAsia" w:hAnsiTheme="majorHAnsi" w:cstheme="majorBidi"/>
+      <w:rFonts w:ascii="Times New Roman" w:hAnsi="Times New Roman" w:eastAsia="Times New Roman" w:cs="Times New Roman"/>
       <w:color w:val="000000" w:themeColor="text1"/>
     </w:rPr>
     <w:tblPr>
@@ -7162,7 +7392,7 @@
       <w:spacing w:after="0" w:line="240" w:lineRule="auto"/>
     </w:pPr>
     <w:rPr>
-      <w:rFonts w:asciiTheme="majorHAnsi" w:eastAsiaTheme="majorEastAsia" w:hAnsiTheme="majorHAnsi" w:cstheme="majorBidi"/>
+      <w:rFonts w:ascii="Times New Roman" w:hAnsi="Times New Roman" w:eastAsia="Times New Roman" w:cs="Times New Roman"/>
       <w:color w:val="000000" w:themeColor="text1"/>
     </w:rPr>
     <w:tblPr>
@@ -7801,7 +8031,7 @@
       <w:spacing w:after="0" w:line="240" w:lineRule="auto"/>
     </w:pPr>
     <w:rPr>
-      <w:rFonts w:asciiTheme="majorHAnsi" w:eastAsiaTheme="majorEastAsia" w:hAnsiTheme="majorHAnsi" w:cstheme="majorBidi"/>
+      <w:rFonts w:ascii="Times New Roman" w:hAnsi="Times New Roman" w:eastAsia="Times New Roman" w:cs="Times New Roman"/>
       <w:color w:val="000000" w:themeColor="text1"/>
     </w:rPr>
     <w:tblPr>
@@ -7926,7 +8156,7 @@
       <w:spacing w:after="0" w:line="240" w:lineRule="auto"/>
     </w:pPr>
     <w:rPr>
-      <w:rFonts w:asciiTheme="majorHAnsi" w:eastAsiaTheme="majorEastAsia" w:hAnsiTheme="majorHAnsi" w:cstheme="majorBidi"/>
+      <w:rFonts w:ascii="Times New Roman" w:hAnsi="Times New Roman" w:eastAsia="Times New Roman" w:cs="Times New Roman"/>
       <w:color w:val="000000" w:themeColor="text1"/>
     </w:rPr>
     <w:tblPr>
@@ -8051,7 +8281,7 @@
       <w:spacing w:after="0" w:line="240" w:lineRule="auto"/>
     </w:pPr>
     <w:rPr>
-      <w:rFonts w:asciiTheme="majorHAnsi" w:eastAsiaTheme="majorEastAsia" w:hAnsiTheme="majorHAnsi" w:cstheme="majorBidi"/>
+      <w:rFonts w:ascii="Times New Roman" w:hAnsi="Times New Roman" w:eastAsia="Times New Roman" w:cs="Times New Roman"/>
       <w:color w:val="000000" w:themeColor="text1"/>
     </w:rPr>
     <w:tblPr>
@@ -8176,7 +8406,7 @@
       <w:spacing w:after="0" w:line="240" w:lineRule="auto"/>
     </w:pPr>
     <w:rPr>
-      <w:rFonts w:asciiTheme="majorHAnsi" w:eastAsiaTheme="majorEastAsia" w:hAnsiTheme="majorHAnsi" w:cstheme="majorBidi"/>
+      <w:rFonts w:ascii="Times New Roman" w:hAnsi="Times New Roman" w:eastAsia="Times New Roman" w:cs="Times New Roman"/>
       <w:color w:val="000000" w:themeColor="text1"/>
     </w:rPr>
     <w:tblPr>
@@ -8301,7 +8531,7 @@
       <w:spacing w:after="0" w:line="240" w:lineRule="auto"/>
     </w:pPr>
     <w:rPr>
-      <w:rFonts w:asciiTheme="majorHAnsi" w:eastAsiaTheme="majorEastAsia" w:hAnsiTheme="majorHAnsi" w:cstheme="majorBidi"/>
+      <w:rFonts w:ascii="Times New Roman" w:hAnsi="Times New Roman" w:eastAsia="Times New Roman" w:cs="Times New Roman"/>
       <w:color w:val="000000" w:themeColor="text1"/>
     </w:rPr>
     <w:tblPr>
@@ -8426,7 +8656,7 @@
       <w:spacing w:after="0" w:line="240" w:lineRule="auto"/>
     </w:pPr>
     <w:rPr>
-      <w:rFonts w:asciiTheme="majorHAnsi" w:eastAsiaTheme="majorEastAsia" w:hAnsiTheme="majorHAnsi" w:cstheme="majorBidi"/>
+      <w:rFonts w:ascii="Times New Roman" w:hAnsi="Times New Roman" w:eastAsia="Times New Roman" w:cs="Times New Roman"/>
       <w:color w:val="000000" w:themeColor="text1"/>
     </w:rPr>
     <w:tblPr>
@@ -8551,7 +8781,7 @@
       <w:spacing w:after="0" w:line="240" w:lineRule="auto"/>
     </w:pPr>
     <w:rPr>
-      <w:rFonts w:asciiTheme="majorHAnsi" w:eastAsiaTheme="majorEastAsia" w:hAnsiTheme="majorHAnsi" w:cstheme="majorBidi"/>
+      <w:rFonts w:ascii="Times New Roman" w:hAnsi="Times New Roman" w:eastAsia="Times New Roman" w:cs="Times New Roman"/>
       <w:color w:val="000000" w:themeColor="text1"/>
     </w:rPr>
     <w:tblPr>
